--- a/docs/word/system_architecture.docx
+++ b/docs/word/system_architecture.docx
@@ -275,7 +275,7 @@
         <w:rPr>
           <w:b w:val="0"/>
         </w:rPr>
-        <w:t>RestaurantOS is a multi-tenant SaaS restaurant management platform built with React, Node.js, Express, Socket.IO, and PostgreSQL. It supports cloud mode through Neon PostgreSQL and local offline mode through a Dockerized local server and local PostgreSQL database. Offline mode uses a sync queue for operational writes and cloud pull for master data.</w:t>
+        <w:t>RestaurantOS is a multi-tenant SaaS restaurant management platform built with React, Node.js, Express, Socket.IO, and PostgreSQL. It supports cloud mode through Neon PostgreSQL and local offline mode through a Dockerized local server and local PostgreSQL database. In the local-primary deployment model, offline mode queues operational and master-data writes for push to cloud, while cloud approval results such as subscriptions can be returned to local.</w:t>
       </w:r>
     </w:p>
     <w:p>
@@ -305,7 +305,7 @@
         <w:rPr>
           <w:b w:val="0"/>
         </w:rPr>
-        <w:t>Keep master data controlled centrally from cloud to avoid conflicts.</w:t>
+        <w:t>Keep restaurant master data controlled from the local primary server to avoid conflicts.</w:t>
       </w:r>
     </w:p>
     <w:p>
@@ -1047,7 +1047,7 @@
               <w:rPr>
                 <w:b w:val="0"/>
               </w:rPr>
-              <w:t>Main SaaS operation, admin approval, master data management.</w:t>
+              <w:t>Cloud reporting, platform administration, and subscription approval.</w:t>
             </w:r>
           </w:p>
         </w:tc>
@@ -1385,7 +1385,7 @@
               <w:rPr>
                 <w:b w:val="0"/>
               </w:rPr>
-              <w:t>Push operational data to cloud and pull master data from cloud.</w:t>
+              <w:t>Push operational and master data to cloud; pull subscription approval results from cloud.</w:t>
             </w:r>
           </w:p>
         </w:tc>
@@ -2009,7 +2009,7 @@
               <w:rPr>
                 <w:b w:val="0"/>
               </w:rPr>
-              <w:t>Pushes local operational queue and pulls cloud master data.</w:t>
+              <w:t>Pushes local operational/master-data queue and pulls cloud approval results.</w:t>
             </w:r>
           </w:p>
         </w:tc>
@@ -3162,7 +3162,7 @@
         <w:pStyle w:val="Heading3"/>
       </w:pPr>
       <w:r>
-        <w:t>Cloud-Owned Master Data</w:t>
+        <w:t>Local-Owned Master Data</w:t>
       </w:r>
     </w:p>
     <w:p>
@@ -3170,7 +3170,7 @@
         <w:rPr>
           <w:b w:val="0"/>
         </w:rPr>
-        <w:t>The following should be added or modified from cloud/online mode to avoid conflicts:</w:t>
+        <w:t>The following should be added or modified from local/offline mode to avoid conflicts:</w:t>
       </w:r>
     </w:p>
     <w:p>
@@ -4089,7 +4089,7 @@
               <w:rPr>
                 <w:b w:val="0"/>
               </w:rPr>
-              <w:t>Cloud to local</w:t>
+              <w:t>Local to cloud</w:t>
             </w:r>
           </w:p>
         </w:tc>
@@ -4114,7 +4114,7 @@
               <w:rPr>
                 <w:b w:val="0"/>
               </w:rPr>
-              <w:t>Cloud-owned setup/master data.</w:t>
+              <w:t>Local-owned setup/master data.</w:t>
             </w:r>
           </w:p>
         </w:tc>
@@ -4452,7 +4452,7 @@
               <w:rPr>
                 <w:b w:val="0"/>
               </w:rPr>
-              <w:t>Protected offline sync ingest and master data pull.</w:t>
+              <w:t>Protected offline sync ingest and subscription-result pull.</w:t>
             </w:r>
           </w:p>
         </w:tc>
@@ -5095,7 +5095,7 @@
         <w:rPr>
           <w:b w:val="0"/>
         </w:rPr>
-        <w:t>Do not deploy to Railway until the user confirms the Railway subscription is renewed.</w:t>
+        <w:t>Railway deployment is enabled now that the subscription has been renewed; deploy from the reviewed main branch and verify health after release.</w:t>
       </w:r>
     </w:p>
     <w:sectPr>
